--- a/docs/ProyectoFinalSOftware.docx
+++ b/docs/ProyectoFinalSOftware.docx
@@ -15478,7 +15478,23 @@
                 <w:sz w:val="18"/>
                 <w:szCs w:val="18"/>
               </w:rPr>
-              <w:t>Consumo de APIs externas</w:t>
+              <w:t xml:space="preserve">Consumo de </w:t>
+            </w:r>
+            <w:proofErr w:type="spellStart"/>
+            <w:r>
+              <w:rPr>
+                <w:sz w:val="18"/>
+                <w:szCs w:val="18"/>
+              </w:rPr>
+              <w:t>APIs</w:t>
+            </w:r>
+            <w:proofErr w:type="spellEnd"/>
+            <w:r>
+              <w:rPr>
+                <w:sz w:val="18"/>
+                <w:szCs w:val="18"/>
+              </w:rPr>
+              <w:t xml:space="preserve"> externas</w:t>
             </w:r>
           </w:p>
         </w:tc>
@@ -15805,7 +15821,7 @@
           <w:noProof/>
         </w:rPr>
         <w:drawing>
-          <wp:inline distT="0" distB="0" distL="0" distR="0" wp14:anchorId="6162D5A3" wp14:editId="1E14C771">
+          <wp:inline distT="0" distB="0" distL="0" distR="0" wp14:anchorId="6162D5A3" wp14:editId="35A65C2E">
             <wp:extent cx="5398770" cy="2737485"/>
             <wp:effectExtent l="0" t="0" r="0" b="5715"/>
             <wp:docPr id="65697501" name="Imagen 1"/>
@@ -39333,6 +39349,10 @@
       <w:pPr>
         <w:ind w:left="1416"/>
         <w:jc w:val="both"/>
+        <w:rPr>
+          <w:b/>
+          <w:bCs/>
+        </w:rPr>
       </w:pPr>
       <w:r>
         <w:rPr>
@@ -39340,6 +39360,99 @@
           <w:bCs/>
         </w:rPr>
         <w:br/>
+      </w:r>
+    </w:p>
+    <w:p>
+      <w:pPr>
+        <w:ind w:left="1416"/>
+        <w:jc w:val="both"/>
+        <w:rPr>
+          <w:b/>
+          <w:bCs/>
+        </w:rPr>
+      </w:pPr>
+    </w:p>
+    <w:p>
+      <w:pPr>
+        <w:ind w:left="1416"/>
+        <w:jc w:val="both"/>
+        <w:rPr>
+          <w:b/>
+          <w:bCs/>
+        </w:rPr>
+      </w:pPr>
+    </w:p>
+    <w:p>
+      <w:pPr>
+        <w:ind w:left="1416"/>
+        <w:jc w:val="both"/>
+        <w:rPr>
+          <w:b/>
+          <w:bCs/>
+        </w:rPr>
+      </w:pPr>
+    </w:p>
+    <w:p>
+      <w:pPr>
+        <w:ind w:left="1416"/>
+        <w:jc w:val="both"/>
+        <w:rPr>
+          <w:b/>
+          <w:bCs/>
+        </w:rPr>
+      </w:pPr>
+    </w:p>
+    <w:p>
+      <w:pPr>
+        <w:ind w:left="1416"/>
+        <w:jc w:val="both"/>
+        <w:rPr>
+          <w:b/>
+          <w:bCs/>
+        </w:rPr>
+      </w:pPr>
+    </w:p>
+    <w:p>
+      <w:pPr>
+        <w:ind w:left="1416"/>
+        <w:jc w:val="both"/>
+        <w:rPr>
+          <w:b/>
+          <w:bCs/>
+        </w:rPr>
+      </w:pPr>
+    </w:p>
+    <w:p>
+      <w:pPr>
+        <w:ind w:left="1416"/>
+        <w:jc w:val="both"/>
+        <w:rPr>
+          <w:b/>
+          <w:bCs/>
+        </w:rPr>
+      </w:pPr>
+    </w:p>
+    <w:p>
+      <w:pPr>
+        <w:ind w:left="1416"/>
+        <w:jc w:val="both"/>
+        <w:rPr>
+          <w:b/>
+          <w:bCs/>
+        </w:rPr>
+      </w:pPr>
+    </w:p>
+    <w:p>
+      <w:pPr>
+        <w:ind w:left="1416"/>
+        <w:jc w:val="both"/>
+      </w:pPr>
+      <w:r>
+        <w:rPr>
+          <w:b/>
+          <w:bCs/>
+        </w:rPr>
+        <w:lastRenderedPageBreak/>
         <w:t>Matriz de Casos de Prueba de Caja Negra</w:t>
       </w:r>
     </w:p>
@@ -39394,7 +39507,6 @@
                 <w:sz w:val="17"/>
                 <w:szCs w:val="17"/>
               </w:rPr>
-              <w:lastRenderedPageBreak/>
               <w:t>ID</w:t>
             </w:r>
           </w:p>
